--- a/public/templates/protocol-fat-sat.docx
+++ b/public/templates/protocol-fat-sat.docx
@@ -3621,7 +3621,7 @@
         <w:pStyle w:val="ListNumber"/>
       </w:pPr>
       <w:r>
-        <w:t>The protocol, results, and reviewer signatures meet the same data integrity standard expected of a qualification record (attributable, legible, contemporaneous, original, accurate, complete, consistent, enduring, available).</w:t>
+        <w:t>The protocol, results, and reviewer signatures meet the same data integrity standard expected of a qualification record under ALCOA+ thinking: each result is traceable to the person who recorded it, readable, captured at the time the work was done, kept as the first or a true certified copy, factually correct, with nothing missing, free of contradictions, durable for the retention period, and retrievable when needed.</w:t>
       </w:r>
     </w:p>
     <w:p>
